--- a/Prompts/directional_sentiment_prompt.docx
+++ b/Prompts/directional_sentiment_prompt.docx
@@ -1766,10 +1766,11 @@
         <w:spacing w:after="0" w:line="300" w:lineRule="atLeast"/>
         <w:ind w:left="480"/>
         <w:rPr>
-          <w:rFonts w:eastAsia="Times New Roman" w:cs="Segoe UI"/>
-          <w:b/>
-          <w:bCs/>
-          <w:kern w:val="0"/>
+          <w:rFonts w:eastAsia="Yu Gothic" w:cs="Segoe UI" w:hint="eastAsia"/>
+          <w:b/>
+          <w:bCs/>
+          <w:kern w:val="0"/>
+          <w:lang w:eastAsia="ja-JP"/>
           <w14:ligatures w14:val="none"/>
         </w:rPr>
       </w:pPr>
